--- a/Vein_Naming_System_Handover/Guides_And_Reports/Methodology_Report/Vein_Naming_Methodology_Report_LocalQwen.docx
+++ b/Vein_Naming_System_Handover/Guides_And_Reports/Methodology_Report/Vein_Naming_Methodology_Report_LocalQwen.docx
@@ -3160,7 +3160,15 @@
     </w:p>
     <w:p>
       <w:r>
-        <w:t>BioMedParse's inference source is vendored into BiomedParse_Assets/ (about 1 MB); the two checkpoint files are placed or referenced separately (see section 14). It runs as two separate checkpoints, one finetuned for fascia and one for veins, rather than a single combined model, because a combined model was noticeably worse at finding the fascia layer specifically during testing:</w:t>
+        <w:t>BioMedParse's inference source is vendored into BiomedParse_Assets/ (about 1 MB); both finetuned checkpoints are bundled directly in the handover package (see section 14). It runs as two separate checkpoints, one finetuned for fascia and one for veins, rather than a single combined model, because a combined model was noticeably worse at finding the fascia layer specifically during testing:</w:t>
+      </w:r>
+    </w:p>
+    <w:p>
+      <w:r>
+        <w:rPr>
+          <w:i/>
+        </w:rPr>
+        <w:t>How these two checkpoints were actually produced -- base model, dataset, training settings, IoU results, and how to fine-tune a new one -- is documented in full in the handover's Developer Guide, section 11 ("Model Training &amp; Fine-Tuning Reference"), sourced directly from the training notebooks and the technical report bundled at Training_Reference/ alongside this report. Summary: fine-tuning raised fascia IoU from 0.045 (pretrained, essentially no detection) to 0.679 (0.829 with the production top-bias query selection), and vein IoU from 0.568 to 0.728, on a 720-image held-out test set.</w:t>
       </w:r>
     </w:p>
     <w:tbl>
@@ -3237,10 +3245,22 @@
               <w:rPr>
                 <w:sz w:val="18"/>
               </w:rPr>
-              <w:t>Turns off the model's long visible thinking pass. In the local edition this is the setting for EVERY call (forced in vlm_client.py).</w:t>
+              <w:t>“</w:t>
             </w:r>
             <w:proofErr w:type="gramStart"/>
+            <w:r>
+              <w:rPr>
+                <w:sz w:val="18"/>
+              </w:rPr>
+              <w:t>fascia</w:t>
+            </w:r>
             <w:proofErr w:type="gramEnd"/>
+            <w:r>
+              <w:rPr>
+                <w:sz w:val="18"/>
+              </w:rPr>
+              <w:t xml:space="preserve"> layer in PeripheralVascular Ultrasound” — outputs two smoothed curves per frame (the superficial and deep fascia lines), fitted with a cubic polynomial so they follow the real curve without chasing pixel noise</w:t>
+            </w:r>
           </w:p>
         </w:tc>
       </w:tr>
@@ -3270,10 +3290,22 @@
               <w:rPr>
                 <w:sz w:val="18"/>
               </w:rPr>
-              <w:t>Lets the model think through the problem. Not used in the local edition: evaluation showed lower accuracy (72% vs 100%) and ~5x latency, mostly from token-budget exhaustion.</w:t>
+              <w:t>“</w:t>
             </w:r>
             <w:proofErr w:type="gramStart"/>
+            <w:r>
+              <w:rPr>
+                <w:sz w:val="18"/>
+              </w:rPr>
+              <w:t>small</w:t>
+            </w:r>
             <w:proofErr w:type="gramEnd"/>
+            <w:r>
+              <w:rPr>
+                <w:sz w:val="18"/>
+              </w:rPr>
+              <w:t xml:space="preserve"> oval anechoic dark void vein lumen in cross-section peripheral vascular ultrasound below fascia” — outputs vein blob outlines, filtered by size, shape, and brightness so obvious non-vein shapes get thrown out early</w:t>
+            </w:r>
           </w:p>
         </w:tc>
       </w:tr>
@@ -3640,7 +3672,7 @@
     <w:p/>
     <w:p>
       <w:r>
-        <w:t>In the local edition every call runs with thinking OFF (config.VLM_FORCE_NO_THINKING), overriding the per-call settings below, which were tuned for the hosted API. The local evaluation (50 calls, 5 tasks) found thinking OFF 25/25 correct at ~1.5–2.5 s per call versus thinking ON 18/25 at ~15 s, with every leg-level run truncating at its token cap.</w:t>
+        <w:t>There's a project-wide default for this setting, but every individual call overrides it explicitly to whatever was actually confirmed to work for that specific judgment. It's treated as a per-call decision, not a single switch flipped for the whole pipeline.</w:t>
       </w:r>
       <w:proofErr w:type="gramStart"/>
       <w:proofErr w:type="gramEnd"/>
